--- a/Documentation/Final Project.docx
+++ b/Documentation/Final Project.docx
@@ -28,6 +28,12 @@
         <w:spacing w:line="480" w:lineRule="auto"/>
         <w:jc w:val="center"/>
       </w:pPr>
+    </w:p>
+    <w:p>
+      <w:pPr>
+        <w:spacing w:line="480" w:lineRule="auto"/>
+        <w:jc w:val="center"/>
+      </w:pPr>
       <w:r>
         <w:t>Software Requirements Specification</w:t>
       </w:r>
@@ -105,28 +111,21 @@
     <w:p>
       <w:pPr>
         <w:spacing w:line="480" w:lineRule="auto"/>
-        <w:jc w:val="center"/>
-      </w:pPr>
-    </w:p>
-    <w:p>
-      <w:pPr>
-        <w:spacing w:line="480" w:lineRule="auto"/>
-        <w:jc w:val="center"/>
-      </w:pPr>
-      <w:proofErr w:type="spellStart"/>
-      <w:r>
-        <w:t>Github</w:t>
-      </w:r>
-      <w:proofErr w:type="spellEnd"/>
-      <w:r>
-        <w:t xml:space="preserve"> link: </w:t>
-      </w:r>
+      </w:pPr>
       <w:r>
         <w:br w:type="page"/>
       </w:r>
     </w:p>
     <w:sdt>
       <w:sdtPr>
+        <w:rPr>
+          <w:rFonts w:ascii="Times New Roman" w:eastAsiaTheme="minorHAnsi" w:hAnsi="Times New Roman" w:cstheme="minorBidi"/>
+          <w:color w:val="auto"/>
+          <w:kern w:val="2"/>
+          <w:sz w:val="24"/>
+          <w:szCs w:val="24"/>
+          <w14:ligatures w14:val="standardContextual"/>
+        </w:rPr>
         <w:id w:val="575950637"/>
         <w:docPartObj>
           <w:docPartGallery w:val="Table of Contents"/>
@@ -135,15 +134,9 @@
       </w:sdtPr>
       <w:sdtEndPr>
         <w:rPr>
-          <w:rFonts w:ascii="Times New Roman" w:eastAsiaTheme="minorHAnsi" w:hAnsi="Times New Roman" w:cstheme="minorBidi"/>
           <w:b/>
           <w:bCs/>
           <w:noProof/>
-          <w:color w:val="auto"/>
-          <w:kern w:val="2"/>
-          <w:sz w:val="24"/>
-          <w:szCs w:val="24"/>
-          <w14:ligatures w14:val="standardContextual"/>
         </w:rPr>
       </w:sdtEndPr>
       <w:sdtContent>
@@ -4430,29 +4423,7 @@
           <w:sz w:val="18"/>
           <w:szCs w:val="18"/>
         </w:rPr>
-        <w:t xml:space="preserve">Figure </w:t>
-      </w:r>
-      <w:r>
-        <w:rPr>
-          <w:b/>
-          <w:bCs/>
-          <w:i/>
-          <w:iCs/>
-          <w:sz w:val="18"/>
-          <w:szCs w:val="18"/>
-        </w:rPr>
-        <w:t>8</w:t>
-      </w:r>
-      <w:r>
-        <w:rPr>
-          <w:b/>
-          <w:bCs/>
-          <w:i/>
-          <w:iCs/>
-          <w:sz w:val="18"/>
-          <w:szCs w:val="18"/>
-        </w:rPr>
-        <w:t>.</w:t>
+        <w:t>Figure 8.</w:t>
       </w:r>
       <w:r>
         <w:rPr>
@@ -4746,13 +4717,7 @@
         <w:ind w:firstLine="720"/>
       </w:pPr>
       <w:r>
-        <w:t>For example, a developer pretending to be Leo will attempt to navigate the setup phase for the Grades 3-5 mode. The developer will talk aloud as they try to complete the use case, specifically testing whether the "+" and "-" buttons are intuitive and if clicking on the grid to place avatars feels natural. The other developers watch for places where "Leo" gets stuck</w:t>
-      </w:r>
-      <w:r>
-        <w:t xml:space="preserve"> </w:t>
-      </w:r>
-      <w:r>
-        <w:t>such as trying to place a player off the grid or clicking the same spot twice. These "pinch points" represent places where the interface or input validation needs to be improved to prevent frustration.</w:t>
+        <w:t>For example, a developer pretending to be Leo will attempt to navigate the setup phase for the Grades 3-5 mode. The developer will talk aloud as they try to complete the use case, specifically testing whether the "+" and "-" buttons are intuitive and if clicking on the grid to place avatars feels natural. The other developers watch for places where "Leo" gets stuck such as trying to place a player off the grid or clicking the same spot twice. These "pinch points" represent places where the interface or input validation needs to be improved to prevent frustration.</w:t>
       </w:r>
     </w:p>
     <w:p>
@@ -7689,6 +7654,7 @@
   <w:style w:type="character" w:default="1" w:styleId="DefaultParagraphFont">
     <w:name w:val="Default Paragraph Font"/>
     <w:uiPriority w:val="1"/>
+    <w:semiHidden/>
     <w:unhideWhenUsed/>
   </w:style>
   <w:style w:type="table" w:default="1" w:styleId="TableNormal">
